--- a/docs/questions/qs-matrixmultiplication.docx
+++ b/docs/questions/qs-matrixmultiplication.docx
@@ -7,7 +7,7 @@
         <w:pStyle w:val="Title"/>
       </w:pPr>
       <w:r>
-        <w:t xml:space="preserve">Questions: Introduction to matrices</w:t>
+        <w:t xml:space="preserve">Questions: Matrix multiplication</w:t>
       </w:r>
     </w:p>
     <w:p>
@@ -39,10 +39,24 @@
         <w:pStyle w:val="FirstParagraph"/>
       </w:pPr>
       <w:r>
-        <w:t xml:space="preserve">Before attempting these questions, it is highly recommended that you read [Guide: Introduction to matrices].</w:t>
+        <w:t xml:space="preserve">Before attempting these questions, it is highly recommended that you read</w:t>
       </w:r>
-    </w:p>
-    <w:bookmarkStart w:id="23" w:name="q1"/>
+      <w:r>
+        <w:t xml:space="preserve"> </w:t>
+      </w:r>
+      <w:hyperlink r:id="rId20">
+        <w:r>
+          <w:rPr>
+            <w:rStyle w:val="Hyperlink"/>
+          </w:rPr>
+          <w:t xml:space="preserve">Guide: Matrix multiplication</w:t>
+        </w:r>
+      </w:hyperlink>
+      <w:r>
+        <w:t xml:space="preserve">.</w:t>
+      </w:r>
+    </w:p>
+    <w:bookmarkStart w:id="24" w:name="q1"/>
     <w:p>
       <w:pPr>
         <w:pStyle w:val="Heading1"/>
@@ -1078,7 +1092,7 @@
         </m:oMath>
       </m:oMathPara>
     </w:p>
-    <w:bookmarkStart w:id="20" w:name="q1.1"/>
+    <w:bookmarkStart w:id="21" w:name="q1.1"/>
     <w:p>
       <w:pPr>
         <w:pStyle w:val="Heading2"/>
@@ -1115,8 +1129,8 @@
         <w:t xml:space="preserve">.</w:t>
       </w:r>
     </w:p>
-    <w:bookmarkEnd w:id="20"/>
-    <w:bookmarkStart w:id="21" w:name="q1.2"/>
+    <w:bookmarkEnd w:id="21"/>
+    <w:bookmarkStart w:id="22" w:name="q1.2"/>
     <w:p>
       <w:pPr>
         <w:pStyle w:val="Heading2"/>
@@ -1580,8 +1594,8 @@
         </m:sSub>
       </m:oMath>
     </w:p>
-    <w:bookmarkEnd w:id="21"/>
-    <w:bookmarkStart w:id="22" w:name="q1.3"/>
+    <w:bookmarkEnd w:id="22"/>
+    <w:bookmarkStart w:id="23" w:name="q1.3"/>
     <w:p>
       <w:pPr>
         <w:pStyle w:val="Heading2"/>
@@ -1642,9 +1656,9 @@
         <w:t xml:space="preserve">.</w:t>
       </w:r>
     </w:p>
-    <w:bookmarkEnd w:id="22"/>
     <w:bookmarkEnd w:id="23"/>
-    <w:bookmarkStart w:id="24" w:name="q2"/>
+    <w:bookmarkEnd w:id="24"/>
+    <w:bookmarkStart w:id="25" w:name="q2"/>
     <w:p>
       <w:pPr>
         <w:pStyle w:val="Heading1"/>
@@ -3009,8 +3023,8 @@
         </m:r>
       </m:oMath>
     </w:p>
-    <w:bookmarkEnd w:id="24"/>
-    <w:bookmarkStart w:id="27" w:name="q3"/>
+    <w:bookmarkEnd w:id="25"/>
+    <w:bookmarkStart w:id="29" w:name="q3"/>
     <w:p>
       <w:pPr>
         <w:pStyle w:val="Heading1"/>
@@ -4436,9 +4450,14 @@
       <w:pPr>
         <w:pStyle w:val="FirstParagraph"/>
       </w:pPr>
-      <w:r>
-        <w:t xml:space="preserve">After attempting the questions above, please click this link to find the answers.</w:t>
-      </w:r>
+      <w:hyperlink r:id="rId26">
+        <w:r>
+          <w:rPr>
+            <w:rStyle w:val="Hyperlink"/>
+          </w:rPr>
+          <w:t xml:space="preserve">After attempting the questions above, please click this link to find the answers.</w:t>
+        </w:r>
+      </w:hyperlink>
     </w:p>
     <w:p>
       <w:r>
@@ -4447,7 +4466,7 @@
         </w:pict>
       </w:r>
     </w:p>
-    <w:bookmarkStart w:id="26" w:name="version-history"/>
+    <w:bookmarkStart w:id="28" w:name="version-history"/>
     <w:p>
       <w:pPr>
         <w:pStyle w:val="Heading2"/>
@@ -4468,7 +4487,7 @@
       <w:pPr>
         <w:pStyle w:val="BodyText"/>
       </w:pPr>
-      <w:hyperlink r:id="rId25">
+      <w:hyperlink r:id="rId27">
         <w:r>
           <w:rPr>
             <w:rStyle w:val="Hyperlink"/>
@@ -4477,8 +4496,8 @@
         </w:r>
       </w:hyperlink>
     </w:p>
-    <w:bookmarkEnd w:id="26"/>
-    <w:bookmarkEnd w:id="27"/>
+    <w:bookmarkEnd w:id="28"/>
+    <w:bookmarkEnd w:id="29"/>
     <w:sectPr>
       <w:pgSz w:h="15840" w:w="12240"/>
       <w:pgMar w:bottom="1440" w:footer="720" w:gutter="0" w:header="720" w:left="1440" w:right="1440" w:top="1440"/>

--- a/docs/questions/qs-matrixmultiplication.docx
+++ b/docs/questions/qs-matrixmultiplication.docx
@@ -44,7 +44,7 @@
       <w:r>
         <w:t xml:space="preserve"> </w:t>
       </w:r>
-      <w:hyperlink r:id="rId20">
+      <w:hyperlink r:id="rId9">
         <w:r>
           <w:rPr>
             <w:rStyle w:val="Hyperlink"/>
@@ -1431,22 +1431,24 @@
         <m:r>
           <m:t> </m:t>
         </m:r>
-        <m:d>
-          <m:dPr>
-            <m:begChr m:val="("/>
-            <m:sepChr m:val=""/>
-            <m:endChr m:val=")"/>
-            <m:grow/>
-          </m:dPr>
-          <m:e>
-            <m:r>
-              <m:t>S</m:t>
-            </m:r>
-            <m:r>
-              <m:t>T</m:t>
-            </m:r>
-          </m:e>
-        </m:d>
+        <m:r>
+          <m:rPr>
+            <m:sty m:val="p"/>
+          </m:rPr>
+          <m:t>(</m:t>
+        </m:r>
+        <m:r>
+          <m:t>S</m:t>
+        </m:r>
+        <m:r>
+          <m:t>T</m:t>
+        </m:r>
+        <m:r>
+          <m:rPr>
+            <m:sty m:val="p"/>
+          </m:rPr>
+          <m:t>)</m:t>
+        </m:r>
         <m:r>
           <m:rPr>
             <m:sty m:val="p"/>
@@ -1531,28 +1533,30 @@
         <m:r>
           <m:t> </m:t>
         </m:r>
-        <m:d>
-          <m:dPr>
-            <m:begChr m:val="("/>
-            <m:sepChr m:val=""/>
-            <m:endChr m:val=")"/>
-            <m:grow/>
-          </m:dPr>
-          <m:e>
-            <m:r>
-              <m:t>V</m:t>
-            </m:r>
-            <m:r>
-              <m:rPr>
-                <m:sty m:val="p"/>
-              </m:rPr>
-              <m:t>+</m:t>
-            </m:r>
-            <m:r>
-              <m:t>U</m:t>
-            </m:r>
-          </m:e>
-        </m:d>
+        <m:r>
+          <m:rPr>
+            <m:sty m:val="p"/>
+          </m:rPr>
+          <m:t>(</m:t>
+        </m:r>
+        <m:r>
+          <m:t>V</m:t>
+        </m:r>
+        <m:r>
+          <m:rPr>
+            <m:sty m:val="p"/>
+          </m:rPr>
+          <m:t>+</m:t>
+        </m:r>
+        <m:r>
+          <m:t>U</m:t>
+        </m:r>
+        <m:r>
+          <m:rPr>
+            <m:sty m:val="p"/>
+          </m:rPr>
+          <m:t>)</m:t>
+        </m:r>
         <m:r>
           <m:t>X</m:t>
         </m:r>
@@ -1615,7 +1619,7 @@
       <w:pPr>
         <w:pStyle w:val="FirstParagraph"/>
       </w:pPr>
-      <w:hyperlink r:id="rId21">
+      <w:hyperlink r:id="rId10">
         <w:r>
           <w:rPr>
             <w:rStyle w:val="Hyperlink"/>
@@ -1631,7 +1635,7 @@
         </w:pict>
       </w:r>
     </w:p>
-    <w:bookmarkStart w:id="23" w:name="version-history"/>
+    <w:bookmarkStart w:id="12" w:name="version-history"/>
     <w:p>
       <w:pPr>
         <w:pStyle w:val="Heading2"/>
@@ -1652,7 +1656,7 @@
       <w:pPr>
         <w:pStyle w:val="BodyText"/>
       </w:pPr>
-      <w:hyperlink r:id="rId22">
+      <w:hyperlink r:id="rId11">
         <w:r>
           <w:rPr>
             <w:rStyle w:val="Hyperlink"/>
@@ -1661,7 +1665,7 @@
         </w:r>
       </w:hyperlink>
     </w:p>
-    <w:bookmarkEnd w:id="23"/>
+    <w:bookmarkEnd w:id="12"/>
     <w:sectPr>
       <w:pgSz w:h="15840" w:w="12240"/>
       <w:pgMar w:bottom="1440" w:footer="720" w:gutter="0" w:header="720" w:left="1440" w:right="1440" w:top="1440"/>
